--- a/DOCS_DA_CONVERTIRE/stabile_legno_vandini_es.docx
+++ b/DOCS_DA_CONVERTIRE/stabile_legno_vandini_es.docx
@@ -2,14 +2,6 @@
 <file path=word/document.xml><?xml version="1.0" encoding="utf-8"?>
 <w:document xmlns:wpc="http://schemas.microsoft.com/office/word/2010/wordprocessingCanvas" xmlns:cx="http://schemas.microsoft.com/office/drawing/2014/chartex" xmlns:cx1="http://schemas.microsoft.com/office/drawing/2015/9/8/chartex" xmlns:cx2="http://schemas.microsoft.com/office/drawing/2015/10/21/chartex" xmlns:cx3="http://schemas.microsoft.com/office/drawing/2016/5/9/chartex" xmlns:cx4="http://schemas.microsoft.com/office/drawing/2016/5/10/chartex" xmlns:cx5="http://schemas.microsoft.com/office/drawing/2016/5/11/chartex" xmlns:cx6="http://schemas.microsoft.com/office/drawing/2016/5/12/chartex" xmlns:cx7="http://schemas.microsoft.com/office/drawing/2016/5/13/chartex" xmlns:cx8="http://schemas.microsoft.com/office/drawing/2016/5/14/chartex" xmlns:mc="http://schemas.openxmlformats.org/markup-compatibility/2006" xmlns:aink="http://schemas.microsoft.com/office/drawing/2016/ink" xmlns:am3d="http://schemas.microsoft.com/office/drawing/2017/model3d" xmlns:o="urn:schemas-microsoft-com:office:office" xmlns:oel="http://schemas.microsoft.com/office/2019/extlst" xmlns:r="http://schemas.openxmlformats.org/officeDocument/2006/relationships" xmlns:m="http://schemas.openxmlformats.org/officeDocument/2006/math" xmlns:v="urn:schemas-microsoft-com:vml" xmlns:wp14="http://schemas.microsoft.com/office/word/2010/wordprocessingDrawing" xmlns:wp="http://schemas.openxmlformats.org/drawingml/2006/wordprocessingDrawing" xmlns:w10="urn:schemas-microsoft-com:office:word" xmlns:w="http://schemas.openxmlformats.org/wordprocessingml/2006/main" xmlns:w14="http://schemas.microsoft.com/office/word/2010/wordml" xmlns:w15="http://schemas.microsoft.com/office/word/2012/wordml" xmlns:w16cex="http://schemas.microsoft.com/office/word/2018/wordml/cex" xmlns:w16cid="http://schemas.microsoft.com/office/word/2016/wordml/cid" xmlns:w16="http://schemas.microsoft.com/office/word/2018/wordml" xmlns:w16du="http://schemas.microsoft.com/office/word/2023/wordml/word16du" xmlns:w16sdtdh="http://schemas.microsoft.com/office/word/2020/wordml/sdtdatahash" xmlns:w16sdtfl="http://schemas.microsoft.com/office/word/2024/wordml/sdtformatlock" xmlns:w16se="http://schemas.microsoft.com/office/word/2015/wordml/symex" xmlns:wpg="http://schemas.microsoft.com/office/word/2010/wordprocessingGroup" xmlns:wpi="http://schemas.microsoft.com/office/word/2010/wordprocessingInk" xmlns:wne="http://schemas.microsoft.com/office/word/2006/wordml" xmlns:wps="http://schemas.microsoft.com/office/word/2010/wordprocessingShape" mc:Ignorable="w14 w15 w16se w16cid w16 w16cex w16sdtdh w16sdtfl w16du wp14">
   <w:body>
-    <w:p>
-      <w:pPr>
-        <w:pStyle w:val="Titolo1"/>
-      </w:pPr>
-      <w:r>
-        <w:t>El edificio de madera en Via del Porto: Una obra de Aldo Vandini</w:t>
-      </w:r>
-    </w:p>
     <w:p>
       <w:r>
         <w:t>Bienvenidos a Via del Porto 11. Ante ustedes se alza uno de los ejemplos más significativos de arquitectura sostenible en el corazón de Bolonia. Este edificio, diseñado por el arquitecto Aldo Vandini, representa un reto superado: integrar una estructura moderna y tecnológicamente avanzada en un contexto histórico complejo.</w:t>
@@ -99,7 +91,6 @@
         <w:rPr>
           <w:noProof/>
         </w:rPr>
-        <w:lastRenderedPageBreak/>
         <w:drawing>
           <wp:inline distT="0" distB="0" distL="0" distR="0" wp14:anchorId="4A0F86BD" wp14:editId="4360B0C4">
             <wp:extent cx="6120130" cy="3903980"/>
@@ -161,6 +152,7 @@
     </w:p>
     <w:p>
       <w:r>
+        <w:lastRenderedPageBreak/>
         <w:t xml:space="preserve">A pesar de su aspecto sólido y perfectamente integrado, la elección de la madera permitió una construcción rápida y un impacto ambiental mínimo. Es un edificio que «respira», capaz de mantener una temperatura ideal en cada estación sin desperdiciar energía, demostrando que </w:t>
       </w:r>
       <w:r>
@@ -411,6 +403,7 @@
           <w:b/>
           <w:bCs/>
         </w:rPr>
+        <w:lastRenderedPageBreak/>
         <w:t xml:space="preserve">Seguridad sísmica: </w:t>
       </w:r>
       <w:r>
@@ -528,7 +521,6 @@
           <w:b/>
           <w:bCs/>
         </w:rPr>
-        <w:lastRenderedPageBreak/>
         <w:t xml:space="preserve">Ventajas adicionales: </w:t>
       </w:r>
       <w:r>
